--- a/docx_resources/Літургія/Літургія - Мінея/03-Літургія-шаблони.docx
+++ b/docx_resources/Літургія/Літургія - Мінея/03-Літургія-шаблони.docx
@@ -16,7 +16,7 @@
           <w:sz w:val="40"/>
           <w:szCs w:val="40"/>
         </w:rPr>
-        <w:t>Лютий</w:t>
+        <w:t>Березень</w:t>
       </w:r>
     </w:p>
     <w:sectPr>
@@ -424,14 +424,14 @@
     <w:lsdException w:name="Unresolved Mention" w:semiHidden="1" w:unhideWhenUsed="1"/>
     <w:lsdException w:name="Smart Link" w:semiHidden="1" w:unhideWhenUsed="1"/>
   </w:latentStyles>
-  <w:style w:type="paragraph" w:default="1" w:styleId="a">
+  <w:style w:type="paragraph" w:default="1" w:styleId="Normal">
     <w:name w:val="Normal"/>
     <w:qFormat/>
   </w:style>
-  <w:style w:type="paragraph" w:styleId="1">
+  <w:style w:type="paragraph" w:styleId="Heading1">
     <w:name w:val="heading 1"/>
-    <w:basedOn w:val="a"/>
-    <w:next w:val="a"/>
+    <w:basedOn w:val="Normal"/>
+    <w:next w:val="Normal"/>
     <w:uiPriority w:val="9"/>
     <w:qFormat/>
     <w:pPr>
@@ -447,10 +447,10 @@
       <w:szCs w:val="32"/>
     </w:rPr>
   </w:style>
-  <w:style w:type="paragraph" w:styleId="2">
+  <w:style w:type="paragraph" w:styleId="Heading2">
     <w:name w:val="heading 2"/>
-    <w:basedOn w:val="a"/>
-    <w:next w:val="a"/>
+    <w:basedOn w:val="Normal"/>
+    <w:next w:val="Normal"/>
     <w:uiPriority w:val="9"/>
     <w:semiHidden/>
     <w:unhideWhenUsed/>
@@ -467,10 +467,10 @@
       <w:szCs w:val="36"/>
     </w:rPr>
   </w:style>
-  <w:style w:type="paragraph" w:styleId="3">
+  <w:style w:type="paragraph" w:styleId="Heading3">
     <w:name w:val="heading 3"/>
-    <w:basedOn w:val="a"/>
-    <w:next w:val="a"/>
+    <w:basedOn w:val="Normal"/>
+    <w:next w:val="Normal"/>
     <w:uiPriority w:val="9"/>
     <w:semiHidden/>
     <w:unhideWhenUsed/>
@@ -487,10 +487,10 @@
       <w:szCs w:val="28"/>
     </w:rPr>
   </w:style>
-  <w:style w:type="paragraph" w:styleId="4">
+  <w:style w:type="paragraph" w:styleId="Heading4">
     <w:name w:val="heading 4"/>
-    <w:basedOn w:val="a"/>
-    <w:next w:val="a"/>
+    <w:basedOn w:val="Normal"/>
+    <w:next w:val="Normal"/>
     <w:uiPriority w:val="9"/>
     <w:semiHidden/>
     <w:unhideWhenUsed/>
@@ -507,10 +507,10 @@
       <w:szCs w:val="24"/>
     </w:rPr>
   </w:style>
-  <w:style w:type="paragraph" w:styleId="5">
+  <w:style w:type="paragraph" w:styleId="Heading5">
     <w:name w:val="heading 5"/>
-    <w:basedOn w:val="a"/>
-    <w:next w:val="a"/>
+    <w:basedOn w:val="Normal"/>
+    <w:next w:val="Normal"/>
     <w:uiPriority w:val="9"/>
     <w:semiHidden/>
     <w:unhideWhenUsed/>
@@ -525,10 +525,10 @@
       <w:b/>
     </w:rPr>
   </w:style>
-  <w:style w:type="paragraph" w:styleId="6">
+  <w:style w:type="paragraph" w:styleId="Heading6">
     <w:name w:val="heading 6"/>
-    <w:basedOn w:val="a"/>
-    <w:next w:val="a"/>
+    <w:basedOn w:val="Normal"/>
+    <w:next w:val="Normal"/>
     <w:uiPriority w:val="9"/>
     <w:semiHidden/>
     <w:unhideWhenUsed/>
@@ -545,13 +545,13 @@
       <w:szCs w:val="20"/>
     </w:rPr>
   </w:style>
-  <w:style w:type="character" w:default="1" w:styleId="a0">
+  <w:style w:type="character" w:default="1" w:styleId="DefaultParagraphFont">
     <w:name w:val="Default Paragraph Font"/>
     <w:uiPriority w:val="1"/>
     <w:semiHidden/>
     <w:unhideWhenUsed/>
   </w:style>
-  <w:style w:type="table" w:default="1" w:styleId="a1">
+  <w:style w:type="table" w:default="1" w:styleId="TableNormal">
     <w:name w:val="Normal Table"/>
     <w:uiPriority w:val="99"/>
     <w:semiHidden/>
@@ -566,14 +566,14 @@
       </w:tblCellMar>
     </w:tblPr>
   </w:style>
-  <w:style w:type="numbering" w:default="1" w:styleId="a2">
+  <w:style w:type="numbering" w:default="1" w:styleId="NoList">
     <w:name w:val="No List"/>
     <w:uiPriority w:val="99"/>
     <w:semiHidden/>
     <w:unhideWhenUsed/>
   </w:style>
-  <w:style w:type="table" w:customStyle="1" w:styleId="TableNormal">
-    <w:name w:val="Table Normal"/>
+  <w:style w:type="table" w:customStyle="1" w:styleId="TableNormal1">
+    <w:name w:val="Table Normal1"/>
     <w:tblPr>
       <w:tblCellMar>
         <w:top w:w="0" w:type="dxa"/>
@@ -583,10 +583,10 @@
       </w:tblCellMar>
     </w:tblPr>
   </w:style>
-  <w:style w:type="paragraph" w:styleId="a3">
+  <w:style w:type="paragraph" w:styleId="Title">
     <w:name w:val="Title"/>
-    <w:basedOn w:val="a"/>
-    <w:next w:val="a"/>
+    <w:basedOn w:val="Normal"/>
+    <w:next w:val="Normal"/>
     <w:uiPriority w:val="10"/>
     <w:qFormat/>
     <w:pPr>
@@ -600,10 +600,10 @@
       <w:szCs w:val="72"/>
     </w:rPr>
   </w:style>
-  <w:style w:type="paragraph" w:styleId="a4">
+  <w:style w:type="paragraph" w:styleId="Subtitle">
     <w:name w:val="Subtitle"/>
-    <w:basedOn w:val="a"/>
-    <w:next w:val="a"/>
+    <w:basedOn w:val="Normal"/>
+    <w:next w:val="Normal"/>
     <w:uiPriority w:val="11"/>
     <w:qFormat/>
     <w:pPr>
